--- a/downloads/sections/t03-l04-priority-and-service-level-quiz.docx
+++ b/downloads/sections/t03-l04-priority-and-service-level-quiz.docx
@@ -54,7 +54,7 @@
     </w:p>
     <w:p>
       <w:r>
-        <w:t>confirm. The exact numeric interaction between skill service level and Skill Transfer priority is not stated in the pages this lab quoted.. last checked 2026-10.</w:t>
+        <w:t>confirm. The exact numeric interaction between skill service level and Skill Transfer priority is not stated in the pages this lab quoted. last checked 2026-10.</w:t>
       </w:r>
     </w:p>
   </w:body>
